--- a/PetCloud/docs/Libreta Sanitaria Digital - V3 2026.docx
+++ b/PetCloud/docs/Libreta Sanitaria Digital - V3 2026.docx
@@ -491,7 +491,7 @@
                 <w:sz w:val="19"/>
                 <w:szCs w:val="19"/>
               </w:rPr>
-              <w:t>Simplificación del alcance para la entrega académica. Se quitan el rol Municipio, mascota perdida, las notificaciones y los emails; el Administrador queda solo para validar matrículas. Migración de Supabase y Vercel a Microsoft Azure (PostgreSQL) con ejecución local, y pago Premium simulado.</w:t>
+              <w:t>Simplificación del alcance para la entrega académica. Se quitan el rol Municipio, mascota perdida, las notificaciones y los emails; el Administrador queda solo para validar matrículas. Migración de Supabase y Vercel a Microsoft Azure (PostgreSQL) con ejecución local. Se quitan la PWA, la integración continua y la integración con Mercado Pago (el pago Premium se simula); los recordatorios automáticos quedan fuera del alcance.</w:t>
             </w:r>
           </w:p>
         </w:tc>
@@ -581,7 +581,7 @@
       </w:r>
       <w:r>
         <w:rPr/>
-        <w:t xml:space="preserve"> vacunas, consultas y tratamientos. Toda la información queda en un solo lugar y con recordatorios automáticos dentro de la aplicación.</w:t>
+        <w:t xml:space="preserve"> vacunas, consultas y tratamientos. Toda la información queda en un solo lugar, con recordatorios que el dueño crea y consulta dentro de la aplicación.</w:t>
       </w:r>
     </w:p>
     <w:p>
@@ -636,7 +636,7 @@
       </w:r>
       <w:r>
         <w:rPr/>
-        <w:t xml:space="preserve"> (agenda de turnos y ERP de gestión) mediante Mercado Pago. En esta entrega la aprobación del pago se simula.</w:t>
+        <w:t xml:space="preserve"> (agenda de turnos y ERP de gestión). En esta entrega el pago se simula dentro de la aplicación; la integración con una pasarela de pago queda prevista.</w:t>
       </w:r>
     </w:p>
     <w:p>
@@ -713,7 +713,7 @@
       </w:r>
       <w:r>
         <w:rPr/>
-        <w:t xml:space="preserve"> debe funcionar en computadoras, celulares y tablets (web responsive + PWA instalable).</w:t>
+        <w:t xml:space="preserve"> debe funcionar en computadoras, celulares y tablets (aplicación web responsive).</w:t>
       </w:r>
     </w:p>
     <w:p>
@@ -779,7 +779,7 @@
       </w:r>
       <w:r>
         <w:rPr/>
-        <w:t xml:space="preserve"> Microsoft Azure (base de datos PostgreSQL y despliegue previsto) y Mercado Pago (pagos, en modo simulado para la entrega).</w:t>
+        <w:t xml:space="preserve"> Microsoft Azure (base de datos PostgreSQL y despliegue previsto). El pago Premium se simula; la integración con una pasarela de pago queda prevista.</w:t>
       </w:r>
     </w:p>
     <w:p>
@@ -898,7 +898,7 @@
       </w:pPr>
       <w:r>
         <w:rPr/>
-        <w:t>Recordatorios manuales y automáticos de vacunas y antiparasitarios, visibles dentro de la aplicación.</w:t>
+        <w:t>Recordatorios manuales creados por el dueño, visibles dentro de la aplicación, y plan de próximas dosis de vacunas.</w:t>
       </w:r>
     </w:p>
     <w:p>
@@ -1562,7 +1562,7 @@
       </w:pPr>
       <w:r>
         <w:rPr/>
-        <w:t>Aplicación web responsive (escritorio primero) instalable como PWA, en español de Argentina.</w:t>
+        <w:t>Aplicación web responsive (escritorio primero), en español de Argentina.</w:t>
       </w:r>
     </w:p>
     <w:p>
@@ -1622,7 +1622,7 @@
       </w:pPr>
       <w:r>
         <w:rPr/>
-        <w:t>Recordatorios manuales y automáticos visibles dentro de la aplicación.</w:t>
+        <w:t>Recordatorios manuales visibles dentro de la aplicación.</w:t>
       </w:r>
     </w:p>
     <w:p>
@@ -1652,7 +1652,7 @@
       </w:pPr>
       <w:r>
         <w:rPr/>
-        <w:t>Plan Premium para veterinarias con agenda de turnos y ERP; el pago con Mercado Pago se simula en esta entrega.</w:t>
+        <w:t>Plan Premium para veterinarias con agenda de turnos y ERP; el pago se simula en esta entrega y la integración con una pasarela de pago queda prevista.</w:t>
       </w:r>
     </w:p>
     <w:p>
@@ -1745,7 +1745,7 @@
       </w:r>
       <w:r>
         <w:rPr/>
-        <w:t xml:space="preserve"> la PWA se puede instalar, pero sin conexión solo muestra la página pública de inicio; no hay sincronización de datos.</w:t>
+        <w:t xml:space="preserve"> la aplicación requiere conexión a internet y no es instalable; no hay sincronización de datos.</w:t>
       </w:r>
     </w:p>
     <w:p>
@@ -1820,7 +1820,7 @@
       </w:pPr>
       <w:r>
         <w:rPr/>
-        <w:t>Sin facturación electrónica en el ERP (planificada).</w:t>
+        <w:t>Sin facturación electrónica en el ERP: el módulo figura como «Próximamente».</w:t>
       </w:r>
     </w:p>
     <w:p>
@@ -2078,7 +2078,7 @@
       </w:pPr>
       <w:r>
         <w:rPr/>
-        <w:t>La pantalla de Inicio debe mostrar el resumen de la mascota activa, próximas dosis, próximos turnos, invitaciones pendientes y últimos registros.</w:t>
+        <w:t>La pantalla de Inicio debe mostrar el resumen de la mascota activa, próximos turnos, invitaciones pendientes y últimos registros.</w:t>
       </w:r>
     </w:p>
     <w:p>
@@ -2138,7 +2138,7 @@
       </w:pPr>
       <w:r>
         <w:rPr/>
-        <w:t>El sistema debe permitir crear recordatorios manuales (título, fecha, repetición única/diaria/semanal/mensual/anual) y generar automáticamente recordatorios de vacunas y antiparasitarios. Los recordatorios se muestran dentro de la aplicación.</w:t>
+        <w:t>El sistema debe permitir crear, editar y eliminar recordatorios manuales (título, fecha, repetición única/diaria/semanal/mensual/anual). Los recordatorios se muestran dentro de la aplicación.</w:t>
       </w:r>
     </w:p>
     <w:p>
@@ -2389,7 +2389,7 @@
       </w:pPr>
       <w:r>
         <w:rPr/>
-        <w:t>Premium: contratar la suscripción mediante Mercado Pago; en esta entrega la aprobación del pago se simula.</w:t>
+        <w:t>Premium: contratar la suscripción con un pago simulado dentro de la aplicación; la integración con una pasarela de pago queda prevista.</w:t>
       </w:r>
     </w:p>
     <w:p>
@@ -2490,7 +2490,7 @@
       </w:pPr>
       <w:r>
         <w:rPr/>
-        <w:t>Permisos por módulo (stock, ventas, caja, compras, reportes, equipo) delegables a cada profesional.</w:t>
+        <w:t>Permisos por módulo: caja, compras, reportes y equipo se delegan a cada profesional; stock y ventas están disponibles para todo profesional de la institución Premium.</w:t>
       </w:r>
     </w:p>
     <w:p>
@@ -2726,7 +2726,7 @@
       </w:r>
       <w:r>
         <w:rPr/>
-        <w:t xml:space="preserve"> funcionar en navegadores modernos de computadoras, celulares y tablets, e instalarse como PWA.</w:t>
+        <w:t xml:space="preserve"> funcionar en navegadores modernos de computadoras, celulares y tablets.</w:t>
       </w:r>
     </w:p>
     <w:p>
@@ -2770,7 +2770,7 @@
       </w:r>
       <w:r>
         <w:rPr/>
-        <w:t xml:space="preserve"> pruebas unitarias automatizadas con Vitest, ejecutadas en integración continua (GitHub Actions) junto con lint y tipado.</w:t>
+        <w:t xml:space="preserve"> pruebas unitarias con Vitest ejecutadas localmente (npm test), junto con lint (ESLint) y verificación de tipos (TypeScript).</w:t>
       </w:r>
     </w:p>
     <w:p>
@@ -2989,7 +2989,7 @@
                 <w:sz w:val="19"/>
                 <w:szCs w:val="19"/>
               </w:rPr>
-              <w:t>Tailwind CSS 4, íconos Lucide, gráficos Recharts, mapas Leaflet</w:t>
+              <w:t>Tailwind CSS 4, íconos Lucide, mapas Leaflet</w:t>
             </w:r>
           </w:p>
         </w:tc>
@@ -3319,7 +3319,7 @@
                 <w:sz w:val="19"/>
                 <w:szCs w:val="19"/>
               </w:rPr>
-              <w:t>Mercado Pago (suscripción Premium, modo simulado)</w:t>
+              <w:t>Suscripción Premium con pago simulado; integración con una pasarela de pago prevista</w:t>
             </w:r>
           </w:p>
         </w:tc>
@@ -3430,61 +3430,6 @@
                 <w:szCs w:val="19"/>
               </w:rPr>
               <w:t>localhost para la entrega; despliegue previsto en Microsoft Azure</w:t>
-            </w:r>
-          </w:p>
-        </w:tc>
-      </w:tr>
-      <w:tr>
-        <w:trPr/>
-        <w:tc>
-          <w:tcPr>
-            <w:tcW w:w="2600" w:type="dxa"/>
-            <w:tcBorders>
-              <w:top w:val="single" w:sz="4" w:space="0" w:color="000000"/>
-              <w:start w:val="single" w:sz="4" w:space="0" w:color="000000"/>
-              <w:bottom w:val="single" w:sz="4" w:space="0" w:color="000000"/>
-              <w:end w:val="single" w:sz="4" w:space="0" w:color="000000"/>
-            </w:tcBorders>
-          </w:tcPr>
-          <w:p>
-            <w:pPr>
-              <w:pStyle w:val="Normal"/>
-              <w:rPr/>
-            </w:pPr>
-            <w:r>
-              <w:rPr>
-                <w:b w:val="false"/>
-                <w:bCs w:val="false"/>
-                <w:sz w:val="19"/>
-                <w:szCs w:val="19"/>
-              </w:rPr>
-              <w:t>Integración continua</w:t>
-            </w:r>
-          </w:p>
-        </w:tc>
-        <w:tc>
-          <w:tcPr>
-            <w:tcW w:w="6426" w:type="dxa"/>
-            <w:tcBorders>
-              <w:top w:val="single" w:sz="4" w:space="0" w:color="000000"/>
-              <w:start w:val="single" w:sz="4" w:space="0" w:color="000000"/>
-              <w:bottom w:val="single" w:sz="4" w:space="0" w:color="000000"/>
-              <w:end w:val="single" w:sz="4" w:space="0" w:color="000000"/>
-            </w:tcBorders>
-          </w:tcPr>
-          <w:p>
-            <w:pPr>
-              <w:pStyle w:val="Normal"/>
-              <w:rPr/>
-            </w:pPr>
-            <w:r>
-              <w:rPr>
-                <w:b w:val="false"/>
-                <w:bCs w:val="false"/>
-                <w:sz w:val="19"/>
-                <w:szCs w:val="19"/>
-              </w:rPr>
-              <w:t>GitHub Actions (lint, tipado, tests)</w:t>
             </w:r>
           </w:p>
         </w:tc>
@@ -5019,7 +4964,7 @@
                 <w:sz w:val="19"/>
                 <w:szCs w:val="19"/>
               </w:rPr>
-              <w:t>título, fecha, repetición, origen (manual | automático), estado</w:t>
+              <w:t>título, descripción, fecha, repetición, estado</w:t>
             </w:r>
           </w:p>
         </w:tc>

--- a/PetCloud/docs/Libreta Sanitaria Digital - V3 2026.docx
+++ b/PetCloud/docs/Libreta Sanitaria Digital - V3 2026.docx
@@ -1667,7 +1667,7 @@
       </w:pPr>
       <w:r>
         <w:rPr/>
-        <w:t>Ejecución en entorno local (localhost) para la entrega; despliegue previsto en Microsoft Azure.</w:t>
+        <w:t>Ejecución en una computadora local para la entrega; publicación prevista en Microsoft Azure.</w:t>
       </w:r>
     </w:p>
     <w:p>
@@ -2594,7 +2594,7 @@
       </w:r>
       <w:r>
         <w:rPr/>
-        <w:t xml:space="preserve"> autenticación con Auth.js (contraseñas almacenadas con hash bcrypt), comunicación cifrada por HTTPS en producción y control de acceso en el servidor de la aplicación. El control de acceso a nivel de base de datos (Row Level Security) está previsto para una etapa posterior.</w:t>
+        <w:t xml:space="preserve"> cada usuario ingresa con su email y contraseña (guardada cifrada), la comunicación viaja cifrada y el sistema controla qué puede ver y hacer cada perfil. Un control adicional dentro de la base de datos queda previsto para una etapa posterior.</w:t>
       </w:r>
     </w:p>
     <w:p>
@@ -2660,7 +2660,7 @@
       </w:r>
       <w:r>
         <w:rPr/>
-        <w:t xml:space="preserve"> al menos 95% mensual una vez desplegado, apoyada en Microsoft Azure y en Azure Database for PostgreSQL. Para la entrega académica el sistema se ejecuta en localhost.</w:t>
+        <w:t xml:space="preserve"> al menos 95% del tiempo mensual una vez publicado en Microsoft Azure. Para la entrega académica el sistema se ejecuta en una computadora local.</w:t>
       </w:r>
     </w:p>
     <w:p>
@@ -2682,7 +2682,7 @@
       </w:r>
       <w:r>
         <w:rPr/>
-        <w:t xml:space="preserve"> la arquitectura con Next.js y PostgreSQL debe soportar el crecimiento de usuarios, mascotas y registros sin degradar el rendimiento.</w:t>
+        <w:t xml:space="preserve"> el sistema debe soportar el crecimiento de usuarios, mascotas y registros sin volverse más lento.</w:t>
       </w:r>
     </w:p>
     <w:p>
@@ -2704,7 +2704,7 @@
       </w:r>
       <w:r>
         <w:rPr/>
-        <w:t xml:space="preserve"> backups automáticos del servicio Azure Database for PostgreSQL.</w:t>
+        <w:t xml:space="preserve"> copias de seguridad automáticas de la base de datos.</w:t>
       </w:r>
     </w:p>
     <w:p>
@@ -2934,7 +2934,7 @@
                 <w:sz w:val="19"/>
                 <w:szCs w:val="19"/>
               </w:rPr>
-              <w:t>Next.js 16 (App Router, Server Actions), React 19, TypeScript</w:t>
+              <w:t>Next.js 16, React 19 y TypeScript</w:t>
             </w:r>
           </w:p>
         </w:tc>
@@ -2989,7 +2989,7 @@
                 <w:sz w:val="19"/>
                 <w:szCs w:val="19"/>
               </w:rPr>
-              <w:t>Tailwind CSS 4, íconos Lucide, mapas Leaflet</w:t>
+              <w:t>Tailwind CSS, íconos Lucide y mapas Leaflet</w:t>
             </w:r>
           </w:p>
         </w:tc>
@@ -3044,7 +3044,7 @@
                 <w:sz w:val="19"/>
                 <w:szCs w:val="19"/>
               </w:rPr>
-              <w:t>React Hook Form + Zod</w:t>
+              <w:t>React Hook Form y Zod (validación de datos)</w:t>
             </w:r>
           </w:p>
         </w:tc>
@@ -3099,7 +3099,7 @@
                 <w:sz w:val="19"/>
                 <w:szCs w:val="19"/>
               </w:rPr>
-              <w:t>PostgreSQL 16 en Azure Database for PostgreSQL (Flexible Server), esquemas public y erp</w:t>
+              <w:t>PostgreSQL 16 en Azure, con una sección separada para el ERP</w:t>
             </w:r>
           </w:p>
         </w:tc>
@@ -3154,7 +3154,7 @@
                 <w:sz w:val="19"/>
                 <w:szCs w:val="19"/>
               </w:rPr>
-              <w:t>Drizzle ORM</w:t>
+              <w:t>Drizzle</w:t>
             </w:r>
           </w:p>
         </w:tc>
@@ -3209,7 +3209,7 @@
                 <w:sz w:val="19"/>
                 <w:szCs w:val="19"/>
               </w:rPr>
-              <w:t>Auth.js (email y contraseña, contraseñas con hash bcrypt)</w:t>
+              <w:t>Auth.js (ingreso con email y contraseña; las contraseñas se guardan cifradas)</w:t>
             </w:r>
           </w:p>
         </w:tc>
@@ -3264,7 +3264,7 @@
                 <w:sz w:val="19"/>
                 <w:szCs w:val="19"/>
               </w:rPr>
-              <w:t>Almacenamiento local en desarrollo, preparado para Azure Blob Storage</w:t>
+              <w:t>Almacenamiento local, preparado para pasar a la nube de Azure</w:t>
             </w:r>
           </w:p>
         </w:tc>
@@ -3374,7 +3374,7 @@
                 <w:sz w:val="19"/>
                 <w:szCs w:val="19"/>
               </w:rPr>
-              <w:t>jsPDF, qrcode y qr-scanner</w:t>
+              <w:t>Librerías para generar PDF y para crear y leer códigos QR</w:t>
             </w:r>
           </w:p>
         </w:tc>
@@ -3429,7 +3429,7 @@
                 <w:sz w:val="19"/>
                 <w:szCs w:val="19"/>
               </w:rPr>
-              <w:t>localhost para la entrega; despliegue previsto en Microsoft Azure</w:t>
+              <w:t>Computadora local para la entrega; publicación prevista en Microsoft Azure</w:t>
             </w:r>
           </w:p>
         </w:tc>
@@ -3509,6 +3509,58 @@
       <w:r>
         <w:rPr/>
         <w:t>. El historial médico deja de ser una clase con listas: cada registro clínico es una entidad propia vinculada a la mascota.</w:t>
+      </w:r>
+    </w:p>
+    <w:p>
+      <w:pPr>
+        <w:spacing w:before="120" w:after="60"/>
+        <w:jc w:val="center"/>
+      </w:pPr>
+      <w:r>
+        <w:drawing>
+          <wp:inline distT="0" distB="0" distL="0" distR="0">
+            <wp:extent cx="5731510" cy="4871784"/>
+            <wp:docPr id="901" name="Diagrama de clases"/>
+            <a:graphic xmlns:a="http://schemas.openxmlformats.org/drawingml/2006/main">
+              <a:graphicData uri="http://schemas.openxmlformats.org/drawingml/2006/picture">
+                <pic:pic xmlns:pic="http://schemas.openxmlformats.org/drawingml/2006/picture">
+                  <pic:nvPicPr>
+                    <pic:cNvPr id="901" name="Diagrama de clases"/>
+                    <pic:cNvPicPr/>
+                  </pic:nvPicPr>
+                  <pic:blipFill>
+                    <a:blip r:embed="rIdImgCl"/>
+                    <a:stretch>
+                      <a:fillRect/>
+                    </a:stretch>
+                  </pic:blipFill>
+                  <pic:spPr>
+                    <a:xfrm>
+                      <a:off x="0" y="0"/>
+                      <a:ext cx="5731510" cy="4871784"/>
+                    </a:xfrm>
+                    <a:prstGeom prst="rect">
+                      <a:avLst/>
+                    </a:prstGeom>
+                  </pic:spPr>
+                </pic:pic>
+              </a:graphicData>
+            </a:graphic>
+          </wp:inline>
+        </w:drawing>
+      </w:r>
+    </w:p>
+    <w:p>
+      <w:pPr>
+        <w:spacing w:after="240"/>
+        <w:jc w:val="center"/>
+      </w:pPr>
+      <w:r>
+        <w:rPr>
+          <w:i/>
+          <w:sz w:val="20"/>
+        </w:rPr>
+        <w:t xml:space="preserve">Figura 1 – Diagrama de clases</w:t>
       </w:r>
     </w:p>
     <w:tbl>
